--- a/rus/docx/18.content.docx
+++ b/rus/docx/18.content.docx
@@ -19,7 +19,7 @@
         <w:rPr>
           <w:lang w:val="ru_RU" w:bidi="ru_RU"/>
         </w:rPr>
-        <w:t>Resource: Заметки к учебнику - Вступления к книгам (Тиндейл)</w:t>
+        <w:t>Resource: Tyndale Open Study Notes</w:t>
       </w:r>
       <w:r>
         <w:rPr>
@@ -112,7 +112,7 @@
         <w:rPr>
           <w:lang w:val="ru_RU" w:bidi="ru_RU"/>
         </w:rPr>
-        <w:t>Заметки к учебнику - Вступления к книгам (Тиндейл)</w:t>
+        <w:t>Tyndale Open Study Notes</w:t>
       </w:r>
     </w:p>
     <w:p>

--- a/rus/docx/18.content.docx
+++ b/rus/docx/18.content.docx
@@ -19,7 +19,7 @@
         <w:rPr>
           <w:lang w:val="ru_RU" w:bidi="ru_RU"/>
         </w:rPr>
-        <w:t>Resource: Tyndale Open Study Notes</w:t>
+        <w:t>Resource: Aquifer Open Study Notes (Book Intros)</w:t>
       </w:r>
       <w:r>
         <w:rPr>
@@ -112,7 +112,7 @@
         <w:rPr>
           <w:lang w:val="ru_RU" w:bidi="ru_RU"/>
         </w:rPr>
-        <w:t>Tyndale Open Study Notes</w:t>
+        <w:t>Aquifer Open Study Notes (Book Intros)</w:t>
       </w:r>
     </w:p>
     <w:p>

--- a/rus/docx/18.content.docx
+++ b/rus/docx/18.content.docx
@@ -271,342 +271,228 @@
         </w:rPr>
         <w:t>Действие Книги Иова разворачивается в начале эпохи патриархов, ещё до того, как Израиль стал народом. Богатство Иова, как и богатство Авраама, заключалось в скоте и рабах (</w:t>
       </w:r>
-      <w:hyperlink r:id="rId13">
-        <w:r>
-          <w:rPr>
-            <w:lang w:val="ru_RU" w:bidi="ru_RU"/>
-          </w:rPr>
-          <w:rPr>
-            <w:color w:val="0000EE"/>
-            <w:u w:val="single"/>
-          </w:rPr>
-          <w:t>1:3</w:t>
-        </w:r>
-      </w:hyperlink>
+      <w:r>
+        <w:rPr>
+          <w:lang w:val="ru_RU" w:bidi="ru_RU"/>
+        </w:rPr>
+        <w:t>1:3</w:t>
+      </w:r>
       <w:r>
         <w:rPr>
           <w:lang w:val="ru_RU" w:bidi="ru_RU"/>
         </w:rPr>
         <w:t xml:space="preserve">; </w:t>
       </w:r>
-      <w:hyperlink r:id="rId14">
-        <w:r>
-          <w:rPr>
-            <w:lang w:val="ru_RU" w:bidi="ru_RU"/>
-          </w:rPr>
-          <w:rPr>
-            <w:color w:val="0000EE"/>
-            <w:u w:val="single"/>
-          </w:rPr>
-          <w:t>42:12</w:t>
-        </w:r>
-      </w:hyperlink>
+      <w:r>
+        <w:rPr>
+          <w:lang w:val="ru_RU" w:bidi="ru_RU"/>
+        </w:rPr>
+        <w:t>42:12</w:t>
+      </w:r>
       <w:r>
         <w:rPr>
           <w:lang w:val="ru_RU" w:bidi="ru_RU"/>
         </w:rPr>
         <w:t xml:space="preserve">; см. </w:t>
       </w:r>
-      <w:hyperlink r:id="rId15">
-        <w:r>
-          <w:rPr>
-            <w:lang w:val="ru_RU" w:bidi="ru_RU"/>
-          </w:rPr>
-          <w:rPr>
-            <w:color w:val="0000EE"/>
-            <w:u w:val="single"/>
-          </w:rPr>
-          <w:t>Быт.12:16</w:t>
-        </w:r>
-      </w:hyperlink>
+      <w:r>
+        <w:rPr>
+          <w:lang w:val="ru_RU" w:bidi="ru_RU"/>
+        </w:rPr>
+        <w:t>Быт.12:16</w:t>
+      </w:r>
       <w:r>
         <w:rPr>
           <w:lang w:val="ru_RU" w:bidi="ru_RU"/>
         </w:rPr>
         <w:t xml:space="preserve">; </w:t>
       </w:r>
-      <w:hyperlink r:id="rId16">
-        <w:r>
-          <w:rPr>
-            <w:lang w:val="ru_RU" w:bidi="ru_RU"/>
-          </w:rPr>
-          <w:rPr>
-            <w:color w:val="0000EE"/>
-            <w:u w:val="single"/>
-          </w:rPr>
-          <w:t>32:5</w:t>
-        </w:r>
-      </w:hyperlink>
+      <w:r>
+        <w:rPr>
+          <w:lang w:val="ru_RU" w:bidi="ru_RU"/>
+        </w:rPr>
+        <w:t>32:5</w:t>
+      </w:r>
       <w:r>
         <w:rPr>
           <w:lang w:val="ru_RU" w:bidi="ru_RU"/>
         </w:rPr>
         <w:t>). Он был священником своей семьи, что до закона Моисея было обычной практикой (</w:t>
       </w:r>
-      <w:hyperlink r:id="rId17">
-        <w:r>
-          <w:rPr>
-            <w:lang w:val="ru_RU" w:bidi="ru_RU"/>
-          </w:rPr>
-          <w:rPr>
-            <w:color w:val="0000EE"/>
-            <w:u w:val="single"/>
-          </w:rPr>
-          <w:t>1:5</w:t>
-        </w:r>
-      </w:hyperlink>
+      <w:r>
+        <w:rPr>
+          <w:lang w:val="ru_RU" w:bidi="ru_RU"/>
+        </w:rPr>
+        <w:t>1:5</w:t>
+      </w:r>
       <w:r>
         <w:rPr>
           <w:lang w:val="ru_RU" w:bidi="ru_RU"/>
         </w:rPr>
         <w:t xml:space="preserve">; </w:t>
       </w:r>
-      <w:hyperlink r:id="rId18">
-        <w:r>
-          <w:rPr>
-            <w:lang w:val="ru_RU" w:bidi="ru_RU"/>
-          </w:rPr>
-          <w:rPr>
-            <w:color w:val="0000EE"/>
-            <w:u w:val="single"/>
-          </w:rPr>
-          <w:t>42:8</w:t>
-        </w:r>
-      </w:hyperlink>
+      <w:r>
+        <w:rPr>
+          <w:lang w:val="ru_RU" w:bidi="ru_RU"/>
+        </w:rPr>
+        <w:t>42:8</w:t>
+      </w:r>
       <w:r>
         <w:rPr>
           <w:lang w:val="ru_RU" w:bidi="ru_RU"/>
         </w:rPr>
         <w:t xml:space="preserve">; см. </w:t>
       </w:r>
-      <w:hyperlink r:id="rId19">
-        <w:r>
-          <w:rPr>
-            <w:lang w:val="ru_RU" w:bidi="ru_RU"/>
-          </w:rPr>
-          <w:rPr>
-            <w:color w:val="0000EE"/>
-            <w:u w:val="single"/>
-          </w:rPr>
-          <w:t>Быт.4:4</w:t>
-        </w:r>
-      </w:hyperlink>
+      <w:r>
+        <w:rPr>
+          <w:lang w:val="ru_RU" w:bidi="ru_RU"/>
+        </w:rPr>
+        <w:t>Быт.4:4</w:t>
+      </w:r>
       <w:r>
         <w:rPr>
           <w:lang w:val="ru_RU" w:bidi="ru_RU"/>
         </w:rPr>
         <w:t xml:space="preserve">; </w:t>
       </w:r>
-      <w:hyperlink r:id="rId20">
-        <w:r>
-          <w:rPr>
-            <w:lang w:val="ru_RU" w:bidi="ru_RU"/>
-          </w:rPr>
-          <w:rPr>
-            <w:color w:val="0000EE"/>
-            <w:u w:val="single"/>
-          </w:rPr>
-          <w:t>8:20</w:t>
-        </w:r>
-      </w:hyperlink>
+      <w:r>
+        <w:rPr>
+          <w:lang w:val="ru_RU" w:bidi="ru_RU"/>
+        </w:rPr>
+        <w:t>8:20</w:t>
+      </w:r>
       <w:r>
         <w:rPr>
           <w:lang w:val="ru_RU" w:bidi="ru_RU"/>
         </w:rPr>
         <w:t xml:space="preserve">; </w:t>
       </w:r>
-      <w:hyperlink r:id="rId21">
-        <w:r>
-          <w:rPr>
-            <w:lang w:val="ru_RU" w:bidi="ru_RU"/>
-          </w:rPr>
-          <w:rPr>
-            <w:color w:val="0000EE"/>
-            <w:u w:val="single"/>
-          </w:rPr>
-          <w:t>12:7–8</w:t>
-        </w:r>
-      </w:hyperlink>
+      <w:r>
+        <w:rPr>
+          <w:lang w:val="ru_RU" w:bidi="ru_RU"/>
+        </w:rPr>
+        <w:t>12:7–8</w:t>
+      </w:r>
       <w:r>
         <w:rPr>
           <w:lang w:val="ru_RU" w:bidi="ru_RU"/>
         </w:rPr>
         <w:t xml:space="preserve">; </w:t>
       </w:r>
-      <w:hyperlink r:id="rId22">
-        <w:r>
-          <w:rPr>
-            <w:lang w:val="ru_RU" w:bidi="ru_RU"/>
-          </w:rPr>
-          <w:rPr>
-            <w:color w:val="0000EE"/>
-            <w:u w:val="single"/>
-          </w:rPr>
-          <w:t>13:18</w:t>
-        </w:r>
-      </w:hyperlink>
+      <w:r>
+        <w:rPr>
+          <w:lang w:val="ru_RU" w:bidi="ru_RU"/>
+        </w:rPr>
+        <w:t>13:18</w:t>
+      </w:r>
       <w:r>
         <w:rPr>
           <w:lang w:val="ru_RU" w:bidi="ru_RU"/>
         </w:rPr>
         <w:t xml:space="preserve">; </w:t>
       </w:r>
-      <w:hyperlink r:id="rId23">
-        <w:r>
-          <w:rPr>
-            <w:lang w:val="ru_RU" w:bidi="ru_RU"/>
-          </w:rPr>
-          <w:rPr>
-            <w:color w:val="0000EE"/>
-            <w:u w:val="single"/>
-          </w:rPr>
-          <w:t>15:9–10</w:t>
-        </w:r>
-      </w:hyperlink>
+      <w:r>
+        <w:rPr>
+          <w:lang w:val="ru_RU" w:bidi="ru_RU"/>
+        </w:rPr>
+        <w:t>15:9–10</w:t>
+      </w:r>
       <w:r>
         <w:rPr>
           <w:lang w:val="ru_RU" w:bidi="ru_RU"/>
         </w:rPr>
         <w:t xml:space="preserve">; </w:t>
       </w:r>
-      <w:hyperlink r:id="rId24">
-        <w:r>
-          <w:rPr>
-            <w:lang w:val="ru_RU" w:bidi="ru_RU"/>
-          </w:rPr>
-          <w:rPr>
-            <w:color w:val="0000EE"/>
-            <w:u w:val="single"/>
-          </w:rPr>
-          <w:t>26:25</w:t>
-        </w:r>
-      </w:hyperlink>
+      <w:r>
+        <w:rPr>
+          <w:lang w:val="ru_RU" w:bidi="ru_RU"/>
+        </w:rPr>
+        <w:t>26:25</w:t>
+      </w:r>
       <w:r>
         <w:rPr>
           <w:lang w:val="ru_RU" w:bidi="ru_RU"/>
         </w:rPr>
         <w:t xml:space="preserve">; </w:t>
       </w:r>
-      <w:hyperlink r:id="rId25">
-        <w:r>
-          <w:rPr>
-            <w:lang w:val="ru_RU" w:bidi="ru_RU"/>
-          </w:rPr>
-          <w:rPr>
-            <w:color w:val="0000EE"/>
-            <w:u w:val="single"/>
-          </w:rPr>
-          <w:t>33:20</w:t>
-        </w:r>
-      </w:hyperlink>
+      <w:r>
+        <w:rPr>
+          <w:lang w:val="ru_RU" w:bidi="ru_RU"/>
+        </w:rPr>
+        <w:t>33:20</w:t>
+      </w:r>
       <w:r>
         <w:rPr>
           <w:lang w:val="ru_RU" w:bidi="ru_RU"/>
         </w:rPr>
         <w:t xml:space="preserve">; </w:t>
       </w:r>
-      <w:hyperlink r:id="rId26">
-        <w:r>
-          <w:rPr>
-            <w:lang w:val="ru_RU" w:bidi="ru_RU"/>
-          </w:rPr>
-          <w:rPr>
-            <w:color w:val="0000EE"/>
-            <w:u w:val="single"/>
-          </w:rPr>
-          <w:t>35:1–6</w:t>
-        </w:r>
-      </w:hyperlink>
+      <w:r>
+        <w:rPr>
+          <w:lang w:val="ru_RU" w:bidi="ru_RU"/>
+        </w:rPr>
+        <w:t>35:1–6</w:t>
+      </w:r>
       <w:r>
         <w:rPr>
           <w:lang w:val="ru_RU" w:bidi="ru_RU"/>
         </w:rPr>
         <w:t xml:space="preserve">; </w:t>
       </w:r>
-      <w:hyperlink r:id="rId27">
-        <w:r>
-          <w:rPr>
-            <w:lang w:val="ru_RU" w:bidi="ru_RU"/>
-          </w:rPr>
-          <w:rPr>
-            <w:color w:val="0000EE"/>
-            <w:u w:val="single"/>
-          </w:rPr>
-          <w:t>46:1</w:t>
-        </w:r>
-      </w:hyperlink>
+      <w:r>
+        <w:rPr>
+          <w:lang w:val="ru_RU" w:bidi="ru_RU"/>
+        </w:rPr>
+        <w:t>46:1</w:t>
+      </w:r>
       <w:r>
         <w:rPr>
           <w:lang w:val="ru_RU" w:bidi="ru_RU"/>
         </w:rPr>
         <w:t>). Во времена Иова савеяне и халдеи были кочевыми племенами, промышлявшими разбоем (</w:t>
       </w:r>
-      <w:hyperlink r:id="rId28">
-        <w:r>
-          <w:rPr>
-            <w:lang w:val="ru_RU" w:bidi="ru_RU"/>
-          </w:rPr>
-          <w:rPr>
-            <w:color w:val="0000EE"/>
-            <w:u w:val="single"/>
-          </w:rPr>
-          <w:t>1:15</w:t>
-        </w:r>
-      </w:hyperlink>
+      <w:r>
+        <w:rPr>
+          <w:lang w:val="ru_RU" w:bidi="ru_RU"/>
+        </w:rPr>
+        <w:t>1:15</w:t>
+      </w:r>
       <w:r>
         <w:rPr>
           <w:lang w:val="ru_RU" w:bidi="ru_RU"/>
         </w:rPr>
         <w:t xml:space="preserve">, </w:t>
       </w:r>
-      <w:hyperlink r:id="rId29">
-        <w:r>
-          <w:rPr>
-            <w:lang w:val="ru_RU" w:bidi="ru_RU"/>
-          </w:rPr>
-          <w:rPr>
-            <w:color w:val="0000EE"/>
-            <w:u w:val="single"/>
-          </w:rPr>
-          <w:t>17</w:t>
-        </w:r>
-      </w:hyperlink>
+      <w:r>
+        <w:rPr>
+          <w:lang w:val="ru_RU" w:bidi="ru_RU"/>
+        </w:rPr>
+        <w:t>17</w:t>
+      </w:r>
       <w:r>
         <w:rPr>
           <w:lang w:val="ru_RU" w:bidi="ru_RU"/>
         </w:rPr>
         <w:t xml:space="preserve">), а не серьёзными политическими и экономическими силами, как в поздний монархический период (см. </w:t>
       </w:r>
-      <w:hyperlink r:id="rId30">
-        <w:r>
-          <w:rPr>
-            <w:lang w:val="ru_RU" w:bidi="ru_RU"/>
-          </w:rPr>
-          <w:rPr>
-            <w:color w:val="0000EE"/>
-            <w:u w:val="single"/>
-          </w:rPr>
-          <w:t>Ис.45:14</w:t>
-        </w:r>
-      </w:hyperlink>
+      <w:r>
+        <w:rPr>
+          <w:lang w:val="ru_RU" w:bidi="ru_RU"/>
+        </w:rPr>
+        <w:t>Ис.45:14</w:t>
+      </w:r>
       <w:r>
         <w:rPr>
           <w:lang w:val="ru_RU" w:bidi="ru_RU"/>
         </w:rPr>
         <w:t xml:space="preserve">; </w:t>
       </w:r>
-      <w:hyperlink r:id="rId31">
-        <w:r>
-          <w:rPr>
-            <w:lang w:val="ru_RU" w:bidi="ru_RU"/>
-          </w:rPr>
-          <w:rPr>
-            <w:color w:val="0000EE"/>
-            <w:u w:val="single"/>
-          </w:rPr>
-          <w:t>Иоиль 3:8</w:t>
-        </w:r>
-      </w:hyperlink>
+      <w:r>
+        <w:rPr>
+          <w:lang w:val="ru_RU" w:bidi="ru_RU"/>
+        </w:rPr>
+        <w:t>Иоиль 3:8</w:t>
+      </w:r>
       <w:r>
         <w:rPr>
           <w:lang w:val="ru_RU" w:bidi="ru_RU"/>
@@ -626,180 +512,120 @@
         </w:rPr>
         <w:t>, — именно так назывались монеты, которые использовались в эпоху патриархов (</w:t>
       </w:r>
-      <w:hyperlink r:id="rId32">
-        <w:r>
-          <w:rPr>
-            <w:lang w:val="ru_RU" w:bidi="ru_RU"/>
-          </w:rPr>
-          <w:rPr>
-            <w:color w:val="0000EE"/>
-            <w:u w:val="single"/>
-          </w:rPr>
-          <w:t>42:11</w:t>
-        </w:r>
-      </w:hyperlink>
+      <w:r>
+        <w:rPr>
+          <w:lang w:val="ru_RU" w:bidi="ru_RU"/>
+        </w:rPr>
+        <w:t>42:11</w:t>
+      </w:r>
       <w:r>
         <w:rPr>
           <w:lang w:val="ru_RU" w:bidi="ru_RU"/>
         </w:rPr>
         <w:t xml:space="preserve">; см. </w:t>
       </w:r>
-      <w:hyperlink r:id="rId33">
-        <w:r>
-          <w:rPr>
-            <w:lang w:val="ru_RU" w:bidi="ru_RU"/>
-          </w:rPr>
-          <w:rPr>
-            <w:color w:val="0000EE"/>
-            <w:u w:val="single"/>
-          </w:rPr>
-          <w:t>Быт.33:19</w:t>
-        </w:r>
-      </w:hyperlink>
+      <w:r>
+        <w:rPr>
+          <w:lang w:val="ru_RU" w:bidi="ru_RU"/>
+        </w:rPr>
+        <w:t>Быт.33:19</w:t>
+      </w:r>
       <w:r>
         <w:rPr>
           <w:lang w:val="ru_RU" w:bidi="ru_RU"/>
         </w:rPr>
         <w:t xml:space="preserve">; </w:t>
       </w:r>
-      <w:hyperlink r:id="rId34">
-        <w:r>
-          <w:rPr>
-            <w:lang w:val="ru_RU" w:bidi="ru_RU"/>
-          </w:rPr>
-          <w:rPr>
-            <w:color w:val="0000EE"/>
-            <w:u w:val="single"/>
-          </w:rPr>
-          <w:t>Нав.24:32</w:t>
-        </w:r>
-      </w:hyperlink>
+      <w:r>
+        <w:rPr>
+          <w:lang w:val="ru_RU" w:bidi="ru_RU"/>
+        </w:rPr>
+        <w:t>Нав.24:32</w:t>
+      </w:r>
       <w:r>
         <w:rPr>
           <w:lang w:val="ru_RU" w:bidi="ru_RU"/>
         </w:rPr>
         <w:t>). Только те, кто жил до потопа (</w:t>
       </w:r>
-      <w:hyperlink r:id="rId35">
-        <w:r>
-          <w:rPr>
-            <w:lang w:val="ru_RU" w:bidi="ru_RU"/>
-          </w:rPr>
-          <w:rPr>
-            <w:color w:val="0000EE"/>
-            <w:u w:val="single"/>
-          </w:rPr>
-          <w:t>Быт.1–6</w:t>
-        </w:r>
-      </w:hyperlink>
+      <w:r>
+        <w:rPr>
+          <w:lang w:val="ru_RU" w:bidi="ru_RU"/>
+        </w:rPr>
+        <w:t>Быт.1–6</w:t>
+      </w:r>
       <w:r>
         <w:rPr>
           <w:lang w:val="ru_RU" w:bidi="ru_RU"/>
         </w:rPr>
         <w:t>), и патриархи (Авраам, Исаак и Иаков) были такими же или даже большими долгожителями, как Иов (</w:t>
       </w:r>
-      <w:hyperlink r:id="rId36">
-        <w:r>
-          <w:rPr>
-            <w:lang w:val="ru_RU" w:bidi="ru_RU"/>
-          </w:rPr>
-          <w:rPr>
-            <w:color w:val="0000EE"/>
-            <w:u w:val="single"/>
-          </w:rPr>
-          <w:t>42:16</w:t>
-        </w:r>
-      </w:hyperlink>
+      <w:r>
+        <w:rPr>
+          <w:lang w:val="ru_RU" w:bidi="ru_RU"/>
+        </w:rPr>
+        <w:t>42:16</w:t>
+      </w:r>
       <w:r>
         <w:rPr>
           <w:lang w:val="ru_RU" w:bidi="ru_RU"/>
         </w:rPr>
         <w:t xml:space="preserve">; см. </w:t>
       </w:r>
-      <w:hyperlink r:id="rId37">
-        <w:r>
-          <w:rPr>
-            <w:lang w:val="ru_RU" w:bidi="ru_RU"/>
-          </w:rPr>
-          <w:rPr>
-            <w:color w:val="0000EE"/>
-            <w:u w:val="single"/>
-          </w:rPr>
-          <w:t>Быт.5:3–32</w:t>
-        </w:r>
-      </w:hyperlink>
+      <w:r>
+        <w:rPr>
+          <w:lang w:val="ru_RU" w:bidi="ru_RU"/>
+        </w:rPr>
+        <w:t>Быт.5:3–32</w:t>
+      </w:r>
       <w:r>
         <w:rPr>
           <w:lang w:val="ru_RU" w:bidi="ru_RU"/>
         </w:rPr>
         <w:t xml:space="preserve">; </w:t>
       </w:r>
-      <w:hyperlink r:id="rId38">
-        <w:r>
-          <w:rPr>
-            <w:lang w:val="ru_RU" w:bidi="ru_RU"/>
-          </w:rPr>
-          <w:rPr>
-            <w:color w:val="0000EE"/>
-            <w:u w:val="single"/>
-          </w:rPr>
-          <w:t>25:7</w:t>
-        </w:r>
-      </w:hyperlink>
+      <w:r>
+        <w:rPr>
+          <w:lang w:val="ru_RU" w:bidi="ru_RU"/>
+        </w:rPr>
+        <w:t>25:7</w:t>
+      </w:r>
       <w:r>
         <w:rPr>
           <w:lang w:val="ru_RU" w:bidi="ru_RU"/>
         </w:rPr>
         <w:t xml:space="preserve">; </w:t>
       </w:r>
-      <w:hyperlink r:id="rId39">
-        <w:r>
-          <w:rPr>
-            <w:lang w:val="ru_RU" w:bidi="ru_RU"/>
-          </w:rPr>
-          <w:rPr>
-            <w:color w:val="0000EE"/>
-            <w:u w:val="single"/>
-          </w:rPr>
-          <w:t>35:28</w:t>
-        </w:r>
-      </w:hyperlink>
+      <w:r>
+        <w:rPr>
+          <w:lang w:val="ru_RU" w:bidi="ru_RU"/>
+        </w:rPr>
+        <w:t>35:28</w:t>
+      </w:r>
       <w:r>
         <w:rPr>
           <w:lang w:val="ru_RU" w:bidi="ru_RU"/>
         </w:rPr>
         <w:t xml:space="preserve">; </w:t>
       </w:r>
-      <w:hyperlink r:id="rId40">
-        <w:r>
-          <w:rPr>
-            <w:lang w:val="ru_RU" w:bidi="ru_RU"/>
-          </w:rPr>
-          <w:rPr>
-            <w:color w:val="0000EE"/>
-            <w:u w:val="single"/>
-          </w:rPr>
-          <w:t>47:28</w:t>
-        </w:r>
-      </w:hyperlink>
+      <w:r>
+        <w:rPr>
+          <w:lang w:val="ru_RU" w:bidi="ru_RU"/>
+        </w:rPr>
+        <w:t>47:28</w:t>
+      </w:r>
       <w:r>
         <w:rPr>
           <w:lang w:val="ru_RU" w:bidi="ru_RU"/>
         </w:rPr>
         <w:t xml:space="preserve">; </w:t>
       </w:r>
-      <w:hyperlink r:id="rId41">
-        <w:r>
-          <w:rPr>
-            <w:lang w:val="ru_RU" w:bidi="ru_RU"/>
-          </w:rPr>
-          <w:rPr>
-            <w:color w:val="0000EE"/>
-            <w:u w:val="single"/>
-          </w:rPr>
-          <w:t>50:26</w:t>
-        </w:r>
-      </w:hyperlink>
+      <w:r>
+        <w:rPr>
+          <w:lang w:val="ru_RU" w:bidi="ru_RU"/>
+        </w:rPr>
+        <w:t>50:26</w:t>
+      </w:r>
       <w:r>
         <w:rPr>
           <w:lang w:val="ru_RU" w:bidi="ru_RU"/>
@@ -831,72 +657,48 @@
         </w:rPr>
         <w:t>Прозаическое вступление к Книге Иова (</w:t>
       </w:r>
-      <w:hyperlink r:id="rId42">
-        <w:r>
-          <w:rPr>
-            <w:lang w:val="ru_RU" w:bidi="ru_RU"/>
-          </w:rPr>
-          <w:rPr>
-            <w:color w:val="0000EE"/>
-            <w:u w:val="single"/>
-          </w:rPr>
-          <w:t>главы 1–2</w:t>
-        </w:r>
-      </w:hyperlink>
+      <w:r>
+        <w:rPr>
+          <w:lang w:val="ru_RU" w:bidi="ru_RU"/>
+        </w:rPr>
+        <w:t>главы 1–2</w:t>
+      </w:r>
       <w:r>
         <w:rPr>
           <w:lang w:val="ru_RU" w:bidi="ru_RU"/>
         </w:rPr>
         <w:t>) раскрывает небесный взгляд на страдания Иова и задаёт контекст для диалога, который составляет большую часть произведения. Иов был праведным человеком, которого Бог позволил сатане испытать. В небесном зале суда сатана утверждал, что если Бог удалит Свои благословения от Иова, тот не будет больше прославлять Бога (</w:t>
       </w:r>
-      <w:hyperlink r:id="rId43">
-        <w:r>
-          <w:rPr>
-            <w:lang w:val="ru_RU" w:bidi="ru_RU"/>
-          </w:rPr>
-          <w:rPr>
-            <w:color w:val="0000EE"/>
-            <w:u w:val="single"/>
-          </w:rPr>
-          <w:t>1:11</w:t>
-        </w:r>
-      </w:hyperlink>
+      <w:r>
+        <w:rPr>
+          <w:lang w:val="ru_RU" w:bidi="ru_RU"/>
+        </w:rPr>
+        <w:t>1:11</w:t>
+      </w:r>
       <w:r>
         <w:rPr>
           <w:lang w:val="ru_RU" w:bidi="ru_RU"/>
         </w:rPr>
         <w:t>). Но Иов ответил на страдания словами: «Да будет имя Господне благословенно!» (</w:t>
       </w:r>
-      <w:hyperlink r:id="rId44">
-        <w:r>
-          <w:rPr>
-            <w:lang w:val="ru_RU" w:bidi="ru_RU"/>
-          </w:rPr>
-          <w:rPr>
-            <w:color w:val="0000EE"/>
-            <w:u w:val="single"/>
-          </w:rPr>
-          <w:t>1:21</w:t>
-        </w:r>
-      </w:hyperlink>
+      <w:r>
+        <w:rPr>
+          <w:lang w:val="ru_RU" w:bidi="ru_RU"/>
+        </w:rPr>
+        <w:t>1:21</w:t>
+      </w:r>
       <w:r>
         <w:rPr>
           <w:lang w:val="ru_RU" w:bidi="ru_RU"/>
         </w:rPr>
         <w:t>) и «неужели доброе мы будем принимать от Бога, а злого не будем принимать?» (</w:t>
       </w:r>
-      <w:hyperlink r:id="rId45">
-        <w:r>
-          <w:rPr>
-            <w:lang w:val="ru_RU" w:bidi="ru_RU"/>
-          </w:rPr>
-          <w:rPr>
-            <w:color w:val="0000EE"/>
-            <w:u w:val="single"/>
-          </w:rPr>
-          <w:t>2:10</w:t>
-        </w:r>
-      </w:hyperlink>
+      <w:r>
+        <w:rPr>
+          <w:lang w:val="ru_RU" w:bidi="ru_RU"/>
+        </w:rPr>
+        <w:t>2:10</w:t>
+      </w:r>
       <w:r>
         <w:rPr>
           <w:lang w:val="ru_RU" w:bidi="ru_RU"/>
@@ -917,54 +719,36 @@
         </w:rPr>
         <w:t>Затем читатель покидает небесный зал суда и оказывается на совете людей: трое друзей Иова приходят посочувствовать ему. Их семидневное бдение в молчании, по-видимому, является искренней попыткой утешить Иова (</w:t>
       </w:r>
-      <w:hyperlink r:id="rId46">
-        <w:r>
-          <w:rPr>
-            <w:lang w:val="ru_RU" w:bidi="ru_RU"/>
-          </w:rPr>
-          <w:rPr>
-            <w:color w:val="0000EE"/>
-            <w:u w:val="single"/>
-          </w:rPr>
-          <w:t>2:11–13</w:t>
-        </w:r>
-      </w:hyperlink>
+      <w:r>
+        <w:rPr>
+          <w:lang w:val="ru_RU" w:bidi="ru_RU"/>
+        </w:rPr>
+        <w:t>2:11–13</w:t>
+      </w:r>
       <w:r>
         <w:rPr>
           <w:lang w:val="ru_RU" w:bidi="ru_RU"/>
         </w:rPr>
         <w:t>). Однако когда Иов нарушает молчание горькой жалобой (</w:t>
       </w:r>
-      <w:hyperlink r:id="rId47">
-        <w:r>
-          <w:rPr>
-            <w:lang w:val="ru_RU" w:bidi="ru_RU"/>
-          </w:rPr>
-          <w:rPr>
-            <w:color w:val="0000EE"/>
-            <w:u w:val="single"/>
-          </w:rPr>
-          <w:t>гл. 3</w:t>
-        </w:r>
-      </w:hyperlink>
+      <w:r>
+        <w:rPr>
+          <w:lang w:val="ru_RU" w:bidi="ru_RU"/>
+        </w:rPr>
+        <w:t>гл. 3</w:t>
+      </w:r>
       <w:r>
         <w:rPr>
           <w:lang w:val="ru_RU" w:bidi="ru_RU"/>
         </w:rPr>
         <w:t>), его утешители начинают критиковать и осуждать его. В ходе трёх раундов дебатов (</w:t>
       </w:r>
-      <w:hyperlink r:id="rId48">
-        <w:r>
-          <w:rPr>
-            <w:lang w:val="ru_RU" w:bidi="ru_RU"/>
-          </w:rPr>
-          <w:rPr>
-            <w:color w:val="0000EE"/>
-            <w:u w:val="single"/>
-          </w:rPr>
-          <w:t>главы 4–27</w:t>
-        </w:r>
-      </w:hyperlink>
+      <w:r>
+        <w:rPr>
+          <w:lang w:val="ru_RU" w:bidi="ru_RU"/>
+        </w:rPr>
+        <w:t>главы 4–27</w:t>
+      </w:r>
       <w:r>
         <w:rPr>
           <w:lang w:val="ru_RU" w:bidi="ru_RU"/>
@@ -985,108 +769,72 @@
         </w:rPr>
         <w:t xml:space="preserve">После трёх раундов диалога между Иовом и его друзьями следует поэтический отрывок, восхваляющая Бога как единственный источник мудрости (гл. </w:t>
       </w:r>
-      <w:hyperlink r:id="rId49">
-        <w:r>
-          <w:rPr>
-            <w:lang w:val="ru_RU" w:bidi="ru_RU"/>
-          </w:rPr>
-          <w:rPr>
-            <w:color w:val="0000EE"/>
-            <w:u w:val="single"/>
-          </w:rPr>
-          <w:t>28</w:t>
-        </w:r>
-      </w:hyperlink>
+      <w:r>
+        <w:rPr>
+          <w:lang w:val="ru_RU" w:bidi="ru_RU"/>
+        </w:rPr>
+        <w:t>28</w:t>
+      </w:r>
       <w:r>
         <w:rPr>
           <w:lang w:val="ru_RU" w:bidi="ru_RU"/>
         </w:rPr>
         <w:t>). Когда Иов делает последнее заявление о своём несчастье и своей праведности (</w:t>
       </w:r>
-      <w:hyperlink r:id="rId50">
-        <w:r>
-          <w:rPr>
-            <w:lang w:val="ru_RU" w:bidi="ru_RU"/>
-          </w:rPr>
-          <w:rPr>
-            <w:color w:val="0000EE"/>
-            <w:u w:val="single"/>
-          </w:rPr>
-          <w:t>главы 29–31</w:t>
-        </w:r>
-      </w:hyperlink>
+      <w:r>
+        <w:rPr>
+          <w:lang w:val="ru_RU" w:bidi="ru_RU"/>
+        </w:rPr>
+        <w:t>главы 29–31</w:t>
+      </w:r>
       <w:r>
         <w:rPr>
           <w:lang w:val="ru_RU" w:bidi="ru_RU"/>
         </w:rPr>
         <w:t>), его три друга разочаровываются в нём (</w:t>
       </w:r>
-      <w:hyperlink r:id="rId51">
-        <w:r>
-          <w:rPr>
-            <w:lang w:val="ru_RU" w:bidi="ru_RU"/>
-          </w:rPr>
-          <w:rPr>
-            <w:color w:val="0000EE"/>
-            <w:u w:val="single"/>
-          </w:rPr>
-          <w:t>32:1</w:t>
-        </w:r>
-      </w:hyperlink>
+      <w:r>
+        <w:rPr>
+          <w:lang w:val="ru_RU" w:bidi="ru_RU"/>
+        </w:rPr>
+        <w:t>32:1</w:t>
+      </w:r>
       <w:r>
         <w:rPr>
           <w:lang w:val="ru_RU" w:bidi="ru_RU"/>
         </w:rPr>
         <w:t>). Затем Елиуй, новый персонаж, возобновляет попытку объяснить страдания Иова (</w:t>
       </w:r>
-      <w:hyperlink r:id="rId52">
-        <w:r>
-          <w:rPr>
-            <w:lang w:val="ru_RU" w:bidi="ru_RU"/>
-          </w:rPr>
-          <w:rPr>
-            <w:color w:val="0000EE"/>
-            <w:u w:val="single"/>
-          </w:rPr>
-          <w:t>гл. 32–37</w:t>
-        </w:r>
-      </w:hyperlink>
+      <w:r>
+        <w:rPr>
+          <w:lang w:val="ru_RU" w:bidi="ru_RU"/>
+        </w:rPr>
+        <w:t>гл. 32–37</w:t>
+      </w:r>
       <w:r>
         <w:rPr>
           <w:lang w:val="ru_RU" w:bidi="ru_RU"/>
         </w:rPr>
         <w:t>). Наконец, приходит Бог, чтобы бросить вызов Иову (</w:t>
       </w:r>
-      <w:hyperlink r:id="rId53">
-        <w:r>
-          <w:rPr>
-            <w:lang w:val="ru_RU" w:bidi="ru_RU"/>
-          </w:rPr>
-          <w:rPr>
-            <w:color w:val="0000EE"/>
-            <w:u w:val="single"/>
-          </w:rPr>
-          <w:t>гл. 38–41</w:t>
-        </w:r>
-      </w:hyperlink>
+      <w:r>
+        <w:rPr>
+          <w:lang w:val="ru_RU" w:bidi="ru_RU"/>
+        </w:rPr>
+        <w:t>гл. 38–41</w:t>
+      </w:r>
       <w:r>
         <w:rPr>
           <w:lang w:val="ru_RU" w:bidi="ru_RU"/>
         </w:rPr>
         <w:t>). Вместо того, чтобы слушать дело Иова, Бог требует ответов и задаёт вопросы, которые демонстрируют Его власть и независимость. Иов отвечает покаянием и признаёт, что у него нет права призывать Бога к ответу (</w:t>
       </w:r>
-      <w:hyperlink r:id="rId54">
-        <w:r>
-          <w:rPr>
-            <w:lang w:val="ru_RU" w:bidi="ru_RU"/>
-          </w:rPr>
-          <w:rPr>
-            <w:color w:val="0000EE"/>
-            <w:u w:val="single"/>
-          </w:rPr>
-          <w:t>42:1–6</w:t>
-        </w:r>
-      </w:hyperlink>
+      <w:r>
+        <w:rPr>
+          <w:lang w:val="ru_RU" w:bidi="ru_RU"/>
+        </w:rPr>
+        <w:t>42:1–6</w:t>
+      </w:r>
       <w:r>
         <w:rPr>
           <w:lang w:val="ru_RU" w:bidi="ru_RU"/>
@@ -1107,18 +855,12 @@
         </w:rPr>
         <w:t>В заключительной прозаической части (</w:t>
       </w:r>
-      <w:hyperlink r:id="rId55">
-        <w:r>
-          <w:rPr>
-            <w:lang w:val="ru_RU" w:bidi="ru_RU"/>
-          </w:rPr>
-          <w:rPr>
-            <w:color w:val="0000EE"/>
-            <w:u w:val="single"/>
-          </w:rPr>
-          <w:t>42:7–17</w:t>
-        </w:r>
-      </w:hyperlink>
+      <w:r>
+        <w:rPr>
+          <w:lang w:val="ru_RU" w:bidi="ru_RU"/>
+        </w:rPr>
+        <w:t>42:7–17</w:t>
+      </w:r>
       <w:r>
         <w:rPr>
           <w:lang w:val="ru_RU" w:bidi="ru_RU"/>
@@ -1150,126 +892,84 @@
         </w:rPr>
         <w:t xml:space="preserve">Небесная обстановка, с которой начинается книга, и проявление сверхъестественного в конце побуждают современного читателя воспринимать Книгу Иова как вымышленную притчу. Поэтические диалоги также позволяют предположить, что это нечто большее, чем просто сухая историческая справка. Но история может быть описана как в поэтических произведениях, так и в подробном повествовании (см. </w:t>
       </w:r>
-      <w:hyperlink r:id="rId56">
-        <w:r>
-          <w:rPr>
-            <w:lang w:val="ru_RU" w:bidi="ru_RU"/>
-          </w:rPr>
-          <w:rPr>
-            <w:color w:val="0000EE"/>
-            <w:u w:val="single"/>
-          </w:rPr>
-          <w:t>Исх.14:21–31</w:t>
-        </w:r>
-      </w:hyperlink>
+      <w:r>
+        <w:rPr>
+          <w:lang w:val="ru_RU" w:bidi="ru_RU"/>
+        </w:rPr>
+        <w:t>Исх.14:21–31</w:t>
+      </w:r>
       <w:r>
         <w:rPr>
           <w:lang w:val="ru_RU" w:bidi="ru_RU"/>
         </w:rPr>
         <w:t xml:space="preserve">; </w:t>
       </w:r>
-      <w:hyperlink r:id="rId57">
-        <w:r>
-          <w:rPr>
-            <w:lang w:val="ru_RU" w:bidi="ru_RU"/>
-          </w:rPr>
-          <w:rPr>
-            <w:color w:val="0000EE"/>
-            <w:u w:val="single"/>
-          </w:rPr>
-          <w:t>15:1–12</w:t>
-        </w:r>
-      </w:hyperlink>
+      <w:r>
+        <w:rPr>
+          <w:lang w:val="ru_RU" w:bidi="ru_RU"/>
+        </w:rPr>
+        <w:t>15:1–12</w:t>
+      </w:r>
       <w:r>
         <w:rPr>
           <w:lang w:val="ru_RU" w:bidi="ru_RU"/>
         </w:rPr>
         <w:t xml:space="preserve">; </w:t>
       </w:r>
-      <w:hyperlink r:id="rId58">
-        <w:r>
-          <w:rPr>
-            <w:lang w:val="ru_RU" w:bidi="ru_RU"/>
-          </w:rPr>
-          <w:rPr>
-            <w:color w:val="0000EE"/>
-            <w:u w:val="single"/>
-          </w:rPr>
-          <w:t>Пс.77</w:t>
-        </w:r>
-      </w:hyperlink>
+      <w:r>
+        <w:rPr>
+          <w:lang w:val="ru_RU" w:bidi="ru_RU"/>
+        </w:rPr>
+        <w:t>Пс.77</w:t>
+      </w:r>
       <w:r>
         <w:rPr>
           <w:lang w:val="ru_RU" w:bidi="ru_RU"/>
         </w:rPr>
         <w:t xml:space="preserve">; </w:t>
       </w:r>
-      <w:hyperlink r:id="rId59">
-        <w:r>
-          <w:rPr>
-            <w:lang w:val="ru_RU" w:bidi="ru_RU"/>
-          </w:rPr>
-          <w:rPr>
-            <w:color w:val="0000EE"/>
-            <w:u w:val="single"/>
-          </w:rPr>
-          <w:t>104</w:t>
-        </w:r>
-      </w:hyperlink>
+      <w:r>
+        <w:rPr>
+          <w:lang w:val="ru_RU" w:bidi="ru_RU"/>
+        </w:rPr>
+        <w:t>104</w:t>
+      </w:r>
       <w:r>
         <w:rPr>
           <w:lang w:val="ru_RU" w:bidi="ru_RU"/>
         </w:rPr>
         <w:t>). Другие библейские источники говорят о том, что повествование об Иове носит исторический характер. И пророк Иезекииль, и Иаков упоминают об Иове как о примере праведности и стойкости (</w:t>
       </w:r>
-      <w:hyperlink r:id="rId60">
-        <w:r>
-          <w:rPr>
-            <w:lang w:val="ru_RU" w:bidi="ru_RU"/>
-          </w:rPr>
-          <w:rPr>
-            <w:color w:val="0000EE"/>
-            <w:u w:val="single"/>
-          </w:rPr>
-          <w:t>Иез.14:14</w:t>
-        </w:r>
-      </w:hyperlink>
+      <w:r>
+        <w:rPr>
+          <w:lang w:val="ru_RU" w:bidi="ru_RU"/>
+        </w:rPr>
+        <w:t>Иез.14:14</w:t>
+      </w:r>
       <w:r>
         <w:rPr>
           <w:lang w:val="ru_RU" w:bidi="ru_RU"/>
         </w:rPr>
         <w:t xml:space="preserve">, </w:t>
       </w:r>
-      <w:hyperlink r:id="rId61">
-        <w:r>
-          <w:rPr>
-            <w:lang w:val="ru_RU" w:bidi="ru_RU"/>
-          </w:rPr>
-          <w:rPr>
-            <w:color w:val="0000EE"/>
-            <w:u w:val="single"/>
-          </w:rPr>
-          <w:t>20</w:t>
-        </w:r>
-      </w:hyperlink>
+      <w:r>
+        <w:rPr>
+          <w:lang w:val="ru_RU" w:bidi="ru_RU"/>
+        </w:rPr>
+        <w:t>20</w:t>
+      </w:r>
       <w:r>
         <w:rPr>
           <w:lang w:val="ru_RU" w:bidi="ru_RU"/>
         </w:rPr>
         <w:t xml:space="preserve">; </w:t>
       </w:r>
-      <w:hyperlink r:id="rId62">
-        <w:r>
-          <w:rPr>
-            <w:lang w:val="ru_RU" w:bidi="ru_RU"/>
-          </w:rPr>
-          <w:rPr>
-            <w:color w:val="0000EE"/>
-            <w:u w:val="single"/>
-          </w:rPr>
-          <w:t>Иак.5:11</w:t>
-        </w:r>
-      </w:hyperlink>
+      <w:r>
+        <w:rPr>
+          <w:lang w:val="ru_RU" w:bidi="ru_RU"/>
+        </w:rPr>
+        <w:t>Иак.5:11</w:t>
+      </w:r>
       <w:r>
         <w:rPr>
           <w:lang w:val="ru_RU" w:bidi="ru_RU"/>
@@ -1301,90 +1001,60 @@
         </w:rPr>
         <w:t>Остаётся загадкой, кто был автором текстов и кто собрал эти тексты в Книгу Иова. Хотя действие этой истории происходит в патриархальном мире (около 2000 г. до н.э.), написана она была, по всей видимости, в гораздо более позднее время. Комментаторы предлагают различные датировки — от эпохи скитаний Израиля по пустыне (</w:t>
       </w:r>
-      <w:hyperlink r:id="rId63">
-        <w:r>
-          <w:rPr>
-            <w:lang w:val="ru_RU" w:bidi="ru_RU"/>
-          </w:rPr>
-          <w:rPr>
-            <w:color w:val="0000EE"/>
-            <w:u w:val="single"/>
-          </w:rPr>
-          <w:t>Исход — Числа</w:t>
-        </w:r>
-      </w:hyperlink>
+      <w:r>
+        <w:rPr>
+          <w:lang w:val="ru_RU" w:bidi="ru_RU"/>
+        </w:rPr>
+        <w:t>Исход — Числа</w:t>
+      </w:r>
       <w:r>
         <w:rPr>
           <w:lang w:val="ru_RU" w:bidi="ru_RU"/>
         </w:rPr>
         <w:t>) до эпохи, последовавшей за возвращением из плена (</w:t>
       </w:r>
-      <w:hyperlink r:id="rId64">
-        <w:r>
-          <w:rPr>
-            <w:lang w:val="ru_RU" w:bidi="ru_RU"/>
-          </w:rPr>
-          <w:rPr>
-            <w:color w:val="0000EE"/>
-            <w:u w:val="single"/>
-          </w:rPr>
-          <w:t>Ездра — Неемия</w:t>
-        </w:r>
-      </w:hyperlink>
+      <w:r>
+        <w:rPr>
+          <w:lang w:val="ru_RU" w:bidi="ru_RU"/>
+        </w:rPr>
+        <w:t>Ездра — Неемия</w:t>
+      </w:r>
       <w:r>
         <w:rPr>
           <w:lang w:val="ru_RU" w:bidi="ru_RU"/>
         </w:rPr>
         <w:t>). Окончательную форму Книга Иова, вероятно, обрела во времена монархии (</w:t>
       </w:r>
-      <w:hyperlink r:id="rId65">
-        <w:r>
-          <w:rPr>
-            <w:lang w:val="ru_RU" w:bidi="ru_RU"/>
-          </w:rPr>
-          <w:rPr>
-            <w:color w:val="0000EE"/>
-            <w:u w:val="single"/>
-          </w:rPr>
-          <w:t>1–2 Царств</w:t>
-        </w:r>
-      </w:hyperlink>
+      <w:r>
+        <w:rPr>
+          <w:lang w:val="ru_RU" w:bidi="ru_RU"/>
+        </w:rPr>
+        <w:t>1–2 Царств</w:t>
+      </w:r>
       <w:r>
         <w:rPr>
           <w:lang w:val="ru_RU" w:bidi="ru_RU"/>
         </w:rPr>
         <w:t xml:space="preserve">), когда создавались и другие произведения литературы мудрости, такие как </w:t>
       </w:r>
-      <w:hyperlink r:id="rId66">
-        <w:r>
-          <w:rPr>
-            <w:lang w:val="ru_RU" w:bidi="ru_RU"/>
-          </w:rPr>
-          <w:rPr>
-            <w:color w:val="0000EE"/>
-            <w:u w:val="single"/>
-          </w:rPr>
-          <w:t>Книга Притчей</w:t>
-        </w:r>
-      </w:hyperlink>
+      <w:r>
+        <w:rPr>
+          <w:lang w:val="ru_RU" w:bidi="ru_RU"/>
+        </w:rPr>
+        <w:t>Книга Притчей</w:t>
+      </w:r>
       <w:r>
         <w:rPr>
           <w:lang w:val="ru_RU" w:bidi="ru_RU"/>
         </w:rPr>
         <w:t xml:space="preserve"> и </w:t>
       </w:r>
-      <w:hyperlink r:id="rId67">
-        <w:r>
-          <w:rPr>
-            <w:lang w:val="ru_RU" w:bidi="ru_RU"/>
-          </w:rPr>
-          <w:rPr>
-            <w:color w:val="0000EE"/>
-            <w:u w:val="single"/>
-          </w:rPr>
-          <w:t>Книга Екклезиаста</w:t>
-        </w:r>
-      </w:hyperlink>
+      <w:r>
+        <w:rPr>
+          <w:lang w:val="ru_RU" w:bidi="ru_RU"/>
+        </w:rPr>
+        <w:t>Книга Екклезиаста</w:t>
+      </w:r>
       <w:r>
         <w:rPr>
           <w:lang w:val="ru_RU" w:bidi="ru_RU"/>
@@ -1405,54 +1075,36 @@
         </w:rPr>
         <w:t>Даже если мы признаём, что Иов был историческим персонажем, мы всё равно не знаем, кем был автор этой книги, где он жил и какому социальному кругу он принадлежал. Автор, по-видимому, был мудрецом, искусным в использовании притч (</w:t>
       </w:r>
-      <w:hyperlink r:id="rId68">
-        <w:r>
-          <w:rPr>
-            <w:lang w:val="ru_RU" w:bidi="ru_RU"/>
-          </w:rPr>
-          <w:rPr>
-            <w:color w:val="0000EE"/>
-            <w:u w:val="single"/>
-          </w:rPr>
-          <w:t>4:2</w:t>
-        </w:r>
-      </w:hyperlink>
+      <w:r>
+        <w:rPr>
+          <w:lang w:val="ru_RU" w:bidi="ru_RU"/>
+        </w:rPr>
+        <w:t>4:2</w:t>
+      </w:r>
       <w:r>
         <w:rPr>
           <w:lang w:val="ru_RU" w:bidi="ru_RU"/>
         </w:rPr>
         <w:t xml:space="preserve">; </w:t>
       </w:r>
-      <w:hyperlink r:id="rId69">
-        <w:r>
-          <w:rPr>
-            <w:lang w:val="ru_RU" w:bidi="ru_RU"/>
-          </w:rPr>
-          <w:rPr>
-            <w:color w:val="0000EE"/>
-            <w:u w:val="single"/>
-          </w:rPr>
-          <w:t>6:5–6</w:t>
-        </w:r>
-      </w:hyperlink>
+      <w:r>
+        <w:rPr>
+          <w:lang w:val="ru_RU" w:bidi="ru_RU"/>
+        </w:rPr>
+        <w:t>6:5–6</w:t>
+      </w:r>
       <w:r>
         <w:rPr>
           <w:lang w:val="ru_RU" w:bidi="ru_RU"/>
         </w:rPr>
         <w:t xml:space="preserve">), риторических вопросов (например, </w:t>
       </w:r>
-      <w:hyperlink r:id="rId70">
-        <w:r>
-          <w:rPr>
-            <w:lang w:val="ru_RU" w:bidi="ru_RU"/>
-          </w:rPr>
-          <w:rPr>
-            <w:color w:val="0000EE"/>
-            <w:u w:val="single"/>
-          </w:rPr>
-          <w:t>21:29</w:t>
-        </w:r>
-      </w:hyperlink>
+      <w:r>
+        <w:rPr>
+          <w:lang w:val="ru_RU" w:bidi="ru_RU"/>
+        </w:rPr>
+        <w:t>21:29</w:t>
+      </w:r>
       <w:r>
         <w:rPr>
           <w:lang w:val="ru_RU" w:bidi="ru_RU"/>
@@ -1473,72 +1125,48 @@
         </w:rPr>
         <w:t>Книга не может быть датирована с уверенностью на основании (1) событий или людей, упомянутых или подразумеваемых в ней (самое раннее упоминание Иова относится к периоду плена (</w:t>
       </w:r>
-      <w:hyperlink r:id="rId60">
-        <w:r>
-          <w:rPr>
-            <w:lang w:val="ru_RU" w:bidi="ru_RU"/>
-          </w:rPr>
-          <w:rPr>
-            <w:color w:val="0000EE"/>
-            <w:u w:val="single"/>
-          </w:rPr>
-          <w:t>Иез. 14:14</w:t>
-        </w:r>
-      </w:hyperlink>
+      <w:r>
+        <w:rPr>
+          <w:lang w:val="ru_RU" w:bidi="ru_RU"/>
+        </w:rPr>
+        <w:t>Иез. 14:14</w:t>
+      </w:r>
       <w:r>
         <w:rPr>
           <w:lang w:val="ru_RU" w:bidi="ru_RU"/>
         </w:rPr>
         <w:t xml:space="preserve">, </w:t>
       </w:r>
-      <w:hyperlink r:id="rId61">
-        <w:r>
-          <w:rPr>
-            <w:lang w:val="ru_RU" w:bidi="ru_RU"/>
-          </w:rPr>
-          <w:rPr>
-            <w:color w:val="0000EE"/>
-            <w:u w:val="single"/>
-          </w:rPr>
-          <w:t>20</w:t>
-        </w:r>
-      </w:hyperlink>
+      <w:r>
+        <w:rPr>
+          <w:lang w:val="ru_RU" w:bidi="ru_RU"/>
+        </w:rPr>
+        <w:t>20</w:t>
+      </w:r>
       <w:r>
         <w:rPr>
           <w:lang w:val="ru_RU" w:bidi="ru_RU"/>
         </w:rPr>
         <w:t xml:space="preserve">); (2) богословских идей, содержащихся в книге, которые указывали бы на определённые события и даты; или (3) текстуальной взаимосвязи с другими материалами Ветхого Завета (например, см. </w:t>
       </w:r>
-      <w:hyperlink r:id="rId71">
-        <w:r>
-          <w:rPr>
-            <w:lang w:val="ru_RU" w:bidi="ru_RU"/>
-          </w:rPr>
-          <w:rPr>
-            <w:color w:val="0000EE"/>
-            <w:u w:val="single"/>
-          </w:rPr>
-          <w:t>3:3–10</w:t>
-        </w:r>
-      </w:hyperlink>
+      <w:r>
+        <w:rPr>
+          <w:lang w:val="ru_RU" w:bidi="ru_RU"/>
+        </w:rPr>
+        <w:t>3:3–10</w:t>
+      </w:r>
       <w:r>
         <w:rPr>
           <w:lang w:val="ru_RU" w:bidi="ru_RU"/>
         </w:rPr>
         <w:t xml:space="preserve">; </w:t>
       </w:r>
-      <w:hyperlink r:id="rId72">
-        <w:r>
-          <w:rPr>
-            <w:lang w:val="ru_RU" w:bidi="ru_RU"/>
-          </w:rPr>
-          <w:rPr>
-            <w:color w:val="0000EE"/>
-            <w:u w:val="single"/>
-          </w:rPr>
-          <w:t>Иер.20:14–18</w:t>
-        </w:r>
-      </w:hyperlink>
+      <w:r>
+        <w:rPr>
+          <w:lang w:val="ru_RU" w:bidi="ru_RU"/>
+        </w:rPr>
+        <w:t>Иер.20:14–18</w:t>
+      </w:r>
       <w:r>
         <w:rPr>
           <w:lang w:val="ru_RU" w:bidi="ru_RU"/>
@@ -1673,18 +1301,12 @@
         </w:rPr>
         <w:t xml:space="preserve">Другое произведение вавилонского происхождения, «Вавилонская Теодицея», использует ту же форму диалога, что и Книга Иова: страдалец жалуется, а его друзья отвечают упрёками. Доводы обеих сторон удивительно похожи на те, которые приводятся в Книге Иова. Однако мы также видим ключевые различия: (1) «Вавилонская Теодицея» политеистична, тогда как Книга Иова монотеистична; (2) вавилонский страдалец угрожает отречься от веры и отказаться от послушания, даже если в конце он обращается с просьбой к своему богу или богине. Иов же остаётся преданным Господу во всём (например, </w:t>
       </w:r>
-      <w:hyperlink r:id="rId73">
-        <w:r>
-          <w:rPr>
-            <w:lang w:val="ru_RU" w:bidi="ru_RU"/>
-          </w:rPr>
-          <w:rPr>
-            <w:color w:val="0000EE"/>
-            <w:u w:val="single"/>
-          </w:rPr>
-          <w:t>Иов 13:15–16</w:t>
-        </w:r>
-      </w:hyperlink>
+      <w:r>
+        <w:rPr>
+          <w:lang w:val="ru_RU" w:bidi="ru_RU"/>
+        </w:rPr>
+        <w:t>Иов 13:15–16</w:t>
+      </w:r>
       <w:r>
         <w:rPr>
           <w:lang w:val="ru_RU" w:bidi="ru_RU"/>
@@ -1744,54 +1366,36 @@
         </w:rPr>
         <w:t xml:space="preserve">Центральный конфликт книги — это конфликт между праведностью Творца и праведностью человека. Кажется, что небо и земля находятся в противоречии. Слишком легко согласиться с тремя друзьями Иова, которые отрицают его невиновность, поскольку мы можем привести различные отрывки из Нового Завета, которые утверждают, что нет ни одного праведного человека (напр., </w:t>
       </w:r>
-      <w:hyperlink r:id="rId74">
-        <w:r>
-          <w:rPr>
-            <w:lang w:val="ru_RU" w:bidi="ru_RU"/>
-          </w:rPr>
-          <w:rPr>
-            <w:color w:val="0000EE"/>
-            <w:u w:val="single"/>
-          </w:rPr>
-          <w:t>Рим.3:10</w:t>
-        </w:r>
-      </w:hyperlink>
+      <w:r>
+        <w:rPr>
+          <w:lang w:val="ru_RU" w:bidi="ru_RU"/>
+        </w:rPr>
+        <w:t>Рим.3:10</w:t>
+      </w:r>
       <w:r>
         <w:rPr>
           <w:lang w:val="ru_RU" w:bidi="ru_RU"/>
         </w:rPr>
         <w:t xml:space="preserve">, </w:t>
       </w:r>
-      <w:hyperlink r:id="rId75">
-        <w:r>
-          <w:rPr>
-            <w:lang w:val="ru_RU" w:bidi="ru_RU"/>
-          </w:rPr>
-          <w:rPr>
-            <w:color w:val="0000EE"/>
-            <w:u w:val="single"/>
-          </w:rPr>
-          <w:t>23</w:t>
-        </w:r>
-      </w:hyperlink>
+      <w:r>
+        <w:rPr>
+          <w:lang w:val="ru_RU" w:bidi="ru_RU"/>
+        </w:rPr>
+        <w:t>23</w:t>
+      </w:r>
       <w:r>
         <w:rPr>
           <w:lang w:val="ru_RU" w:bidi="ru_RU"/>
         </w:rPr>
         <w:t xml:space="preserve">; </w:t>
       </w:r>
-      <w:hyperlink r:id="rId76">
-        <w:r>
-          <w:rPr>
-            <w:lang w:val="ru_RU" w:bidi="ru_RU"/>
-          </w:rPr>
-          <w:rPr>
-            <w:color w:val="0000EE"/>
-            <w:u w:val="single"/>
-          </w:rPr>
-          <w:t>Лк.18:19</w:t>
-        </w:r>
-      </w:hyperlink>
+      <w:r>
+        <w:rPr>
+          <w:lang w:val="ru_RU" w:bidi="ru_RU"/>
+        </w:rPr>
+        <w:t>Лк.18:19</w:t>
+      </w:r>
       <w:r>
         <w:rPr>
           <w:lang w:val="ru_RU" w:bidi="ru_RU"/>
@@ -1825,90 +1429,60 @@
         </w:rPr>
         <w:t>Книга построена на основных положениях ветхозаветной веры Израиля. Иов и все остальные ораторы серьёзно относятся к заветным идеям благословения и проклятия (</w:t>
       </w:r>
-      <w:hyperlink r:id="rId77">
-        <w:r>
-          <w:rPr>
-            <w:lang w:val="ru_RU" w:bidi="ru_RU"/>
-          </w:rPr>
-          <w:rPr>
-            <w:color w:val="0000EE"/>
-            <w:u w:val="single"/>
-          </w:rPr>
-          <w:t>Лев.26</w:t>
-        </w:r>
-      </w:hyperlink>
+      <w:r>
+        <w:rPr>
+          <w:lang w:val="ru_RU" w:bidi="ru_RU"/>
+        </w:rPr>
+        <w:t>Лев.26</w:t>
+      </w:r>
       <w:r>
         <w:rPr>
           <w:lang w:val="ru_RU" w:bidi="ru_RU"/>
         </w:rPr>
         <w:t xml:space="preserve">; </w:t>
       </w:r>
-      <w:hyperlink r:id="rId78">
-        <w:r>
-          <w:rPr>
-            <w:lang w:val="ru_RU" w:bidi="ru_RU"/>
-          </w:rPr>
-          <w:rPr>
-            <w:color w:val="0000EE"/>
-            <w:u w:val="single"/>
-          </w:rPr>
-          <w:t>Втор.28</w:t>
-        </w:r>
-      </w:hyperlink>
+      <w:r>
+        <w:rPr>
+          <w:lang w:val="ru_RU" w:bidi="ru_RU"/>
+        </w:rPr>
+        <w:t>Втор.28</w:t>
+      </w:r>
       <w:r>
         <w:rPr>
           <w:lang w:val="ru_RU" w:bidi="ru_RU"/>
         </w:rPr>
         <w:t>), к сеянию и жатве в этой жизни (</w:t>
       </w:r>
-      <w:hyperlink r:id="rId79">
-        <w:r>
-          <w:rPr>
-            <w:lang w:val="ru_RU" w:bidi="ru_RU"/>
-          </w:rPr>
-          <w:rPr>
-            <w:color w:val="0000EE"/>
-            <w:u w:val="single"/>
-          </w:rPr>
-          <w:t>Пс.33:11–22</w:t>
-        </w:r>
-      </w:hyperlink>
+      <w:r>
+        <w:rPr>
+          <w:lang w:val="ru_RU" w:bidi="ru_RU"/>
+        </w:rPr>
+        <w:t>Пс.33:11–22</w:t>
+      </w:r>
       <w:r>
         <w:rPr>
           <w:lang w:val="ru_RU" w:bidi="ru_RU"/>
         </w:rPr>
         <w:t xml:space="preserve">; см. также </w:t>
       </w:r>
-      <w:hyperlink r:id="rId80">
-        <w:r>
-          <w:rPr>
-            <w:lang w:val="ru_RU" w:bidi="ru_RU"/>
-          </w:rPr>
-          <w:rPr>
-            <w:color w:val="0000EE"/>
-            <w:u w:val="single"/>
-          </w:rPr>
-          <w:t>Гал.6:7</w:t>
-        </w:r>
-      </w:hyperlink>
+      <w:r>
+        <w:rPr>
+          <w:lang w:val="ru_RU" w:bidi="ru_RU"/>
+        </w:rPr>
+        <w:t>Гал.6:7</w:t>
+      </w:r>
       <w:r>
         <w:rPr>
           <w:lang w:val="ru_RU" w:bidi="ru_RU"/>
         </w:rPr>
         <w:t xml:space="preserve">; </w:t>
       </w:r>
-      <w:hyperlink r:id="rId81">
-        <w:r>
-          <w:rPr>
-            <w:lang w:val="ru_RU" w:bidi="ru_RU"/>
-          </w:rPr>
-          <w:rPr>
-            <w:color w:val="0000EE"/>
-            <w:u w:val="single"/>
-          </w:rPr>
-          <w:t>1Пет.3:1</w:t>
-        </w:r>
-      </w:hyperlink>
+      <w:r>
+        <w:rPr>
+          <w:lang w:val="ru_RU" w:bidi="ru_RU"/>
+        </w:rPr>
+        <w:t>1Пет.3:1</w:t>
+      </w:r>
       <w:r>
         <w:rPr>
           <w:lang w:val="ru_RU" w:bidi="ru_RU"/>
@@ -1928,198 +1502,132 @@
         </w:rPr>
         <w:t xml:space="preserve">), за рамками библейского откровения (например, метафизический дуализм, политеистические противоречия или материалистический натурализм). Все те, кто произносит речи в книге, ищут только библейские ответы. Они объясняют смысл страданий как (1) наказание за грех (напр., </w:t>
       </w:r>
-      <w:hyperlink r:id="rId82">
-        <w:r>
-          <w:rPr>
-            <w:lang w:val="ru_RU" w:bidi="ru_RU"/>
-          </w:rPr>
-          <w:rPr>
-            <w:color w:val="0000EE"/>
-            <w:u w:val="single"/>
-          </w:rPr>
-          <w:t>Иов 4:7–9</w:t>
-        </w:r>
-      </w:hyperlink>
+      <w:r>
+        <w:rPr>
+          <w:lang w:val="ru_RU" w:bidi="ru_RU"/>
+        </w:rPr>
+        <w:t>Иов 4:7–9</w:t>
+      </w:r>
       <w:r>
         <w:rPr>
           <w:lang w:val="ru_RU" w:bidi="ru_RU"/>
         </w:rPr>
         <w:t xml:space="preserve">); (2) неизбежную участь смертных, склонных к греху (напр., </w:t>
       </w:r>
-      <w:hyperlink r:id="rId83">
-        <w:r>
-          <w:rPr>
-            <w:lang w:val="ru_RU" w:bidi="ru_RU"/>
-          </w:rPr>
-          <w:rPr>
-            <w:color w:val="0000EE"/>
-            <w:u w:val="single"/>
-          </w:rPr>
-          <w:t>15:14–16</w:t>
-        </w:r>
-      </w:hyperlink>
+      <w:r>
+        <w:rPr>
+          <w:lang w:val="ru_RU" w:bidi="ru_RU"/>
+        </w:rPr>
+        <w:t>15:14–16</w:t>
+      </w:r>
       <w:r>
         <w:rPr>
           <w:lang w:val="ru_RU" w:bidi="ru_RU"/>
         </w:rPr>
         <w:t xml:space="preserve">); (3) Божий метод воспитания (напр., </w:t>
       </w:r>
-      <w:hyperlink r:id="rId84">
-        <w:r>
-          <w:rPr>
-            <w:lang w:val="ru_RU" w:bidi="ru_RU"/>
-          </w:rPr>
-          <w:rPr>
-            <w:color w:val="0000EE"/>
-            <w:u w:val="single"/>
-          </w:rPr>
-          <w:t>5:17–18</w:t>
-        </w:r>
-      </w:hyperlink>
+      <w:r>
+        <w:rPr>
+          <w:lang w:val="ru_RU" w:bidi="ru_RU"/>
+        </w:rPr>
+        <w:t>5:17–18</w:t>
+      </w:r>
       <w:r>
         <w:rPr>
           <w:lang w:val="ru_RU" w:bidi="ru_RU"/>
         </w:rPr>
         <w:t xml:space="preserve">; </w:t>
       </w:r>
-      <w:hyperlink r:id="rId85">
-        <w:r>
-          <w:rPr>
-            <w:lang w:val="ru_RU" w:bidi="ru_RU"/>
-          </w:rPr>
-          <w:rPr>
-            <w:color w:val="0000EE"/>
-            <w:u w:val="single"/>
-          </w:rPr>
-          <w:t>33:15–28</w:t>
-        </w:r>
-      </w:hyperlink>
+      <w:r>
+        <w:rPr>
+          <w:lang w:val="ru_RU" w:bidi="ru_RU"/>
+        </w:rPr>
+        <w:t>33:15–28</w:t>
+      </w:r>
       <w:r>
         <w:rPr>
           <w:lang w:val="ru_RU" w:bidi="ru_RU"/>
         </w:rPr>
         <w:t xml:space="preserve">; </w:t>
       </w:r>
-      <w:hyperlink r:id="rId86">
-        <w:r>
-          <w:rPr>
-            <w:lang w:val="ru_RU" w:bidi="ru_RU"/>
-          </w:rPr>
-          <w:rPr>
-            <w:color w:val="0000EE"/>
-            <w:u w:val="single"/>
-          </w:rPr>
-          <w:t>36:8–15</w:t>
-        </w:r>
-      </w:hyperlink>
+      <w:r>
+        <w:rPr>
+          <w:lang w:val="ru_RU" w:bidi="ru_RU"/>
+        </w:rPr>
+        <w:t>36:8–15</w:t>
+      </w:r>
       <w:r>
         <w:rPr>
           <w:lang w:val="ru_RU" w:bidi="ru_RU"/>
         </w:rPr>
         <w:t xml:space="preserve">; см. </w:t>
       </w:r>
-      <w:hyperlink r:id="rId87">
-        <w:r>
-          <w:rPr>
-            <w:lang w:val="ru_RU" w:bidi="ru_RU"/>
-          </w:rPr>
-          <w:rPr>
-            <w:color w:val="0000EE"/>
-            <w:u w:val="single"/>
-          </w:rPr>
-          <w:t>Прит.3:11</w:t>
-        </w:r>
-      </w:hyperlink>
+      <w:r>
+        <w:rPr>
+          <w:lang w:val="ru_RU" w:bidi="ru_RU"/>
+        </w:rPr>
+        <w:t>Прит.3:11</w:t>
+      </w:r>
       <w:r>
         <w:rPr>
           <w:lang w:val="ru_RU" w:bidi="ru_RU"/>
         </w:rPr>
         <w:t xml:space="preserve">; </w:t>
       </w:r>
-      <w:hyperlink r:id="rId88">
-        <w:r>
-          <w:rPr>
-            <w:lang w:val="ru_RU" w:bidi="ru_RU"/>
-          </w:rPr>
-          <w:rPr>
-            <w:color w:val="0000EE"/>
-            <w:u w:val="single"/>
-          </w:rPr>
-          <w:t>Евр.12:2–13</w:t>
-        </w:r>
-      </w:hyperlink>
+      <w:r>
+        <w:rPr>
+          <w:lang w:val="ru_RU" w:bidi="ru_RU"/>
+        </w:rPr>
+        <w:t>Евр.12:2–13</w:t>
+      </w:r>
       <w:r>
         <w:rPr>
           <w:lang w:val="ru_RU" w:bidi="ru_RU"/>
         </w:rPr>
         <w:t xml:space="preserve">); (4) часть таинственного Божьего плана (напр., </w:t>
       </w:r>
-      <w:hyperlink r:id="rId89">
-        <w:r>
-          <w:rPr>
-            <w:lang w:val="ru_RU" w:bidi="ru_RU"/>
-          </w:rPr>
-          <w:rPr>
-            <w:color w:val="0000EE"/>
-            <w:u w:val="single"/>
-          </w:rPr>
-          <w:t>Иов 11:7–8</w:t>
-        </w:r>
-      </w:hyperlink>
+      <w:r>
+        <w:rPr>
+          <w:lang w:val="ru_RU" w:bidi="ru_RU"/>
+        </w:rPr>
+        <w:t>Иов 11:7–8</w:t>
+      </w:r>
       <w:r>
         <w:rPr>
           <w:lang w:val="ru_RU" w:bidi="ru_RU"/>
         </w:rPr>
         <w:t xml:space="preserve">; </w:t>
       </w:r>
-      <w:hyperlink r:id="rId90">
-        <w:r>
-          <w:rPr>
-            <w:lang w:val="ru_RU" w:bidi="ru_RU"/>
-          </w:rPr>
-          <w:rPr>
-            <w:color w:val="0000EE"/>
-            <w:u w:val="single"/>
-          </w:rPr>
-          <w:t>37:19</w:t>
-        </w:r>
-      </w:hyperlink>
+      <w:r>
+        <w:rPr>
+          <w:lang w:val="ru_RU" w:bidi="ru_RU"/>
+        </w:rPr>
+        <w:t>37:19</w:t>
+      </w:r>
       <w:r>
         <w:rPr>
           <w:lang w:val="ru_RU" w:bidi="ru_RU"/>
         </w:rPr>
         <w:t xml:space="preserve">, </w:t>
       </w:r>
-      <w:hyperlink r:id="rId91">
-        <w:r>
-          <w:rPr>
-            <w:lang w:val="ru_RU" w:bidi="ru_RU"/>
-          </w:rPr>
-          <w:rPr>
-            <w:color w:val="0000EE"/>
-            <w:u w:val="single"/>
-          </w:rPr>
-          <w:t>23</w:t>
-        </w:r>
-      </w:hyperlink>
+      <w:r>
+        <w:rPr>
+          <w:lang w:val="ru_RU" w:bidi="ru_RU"/>
+        </w:rPr>
+        <w:t>23</w:t>
+      </w:r>
       <w:r>
         <w:rPr>
           <w:lang w:val="ru_RU" w:bidi="ru_RU"/>
         </w:rPr>
         <w:t xml:space="preserve">); или (5) испытание, назначенное на земле для разрешения небесного спора (напр., </w:t>
       </w:r>
-      <w:hyperlink r:id="rId92">
-        <w:r>
-          <w:rPr>
-            <w:lang w:val="ru_RU" w:bidi="ru_RU"/>
-          </w:rPr>
-          <w:rPr>
-            <w:color w:val="0000EE"/>
-            <w:u w:val="single"/>
-          </w:rPr>
-          <w:t>1:6–12</w:t>
-        </w:r>
-      </w:hyperlink>
+      <w:r>
+        <w:rPr>
+          <w:lang w:val="ru_RU" w:bidi="ru_RU"/>
+        </w:rPr>
+        <w:t>1:6–12</w:t>
+      </w:r>
       <w:r>
         <w:rPr>
           <w:lang w:val="ru_RU" w:bidi="ru_RU"/>
@@ -2168,18 +1676,12 @@
         </w:rPr>
         <w:t>Таким образом, Книга Иова предлагает сложное представление о Боге. Бог мог отвергнуть предложение сатаны, поскольку Ему нечего доказывать; но Он предпочёл допустить испытание, в конечном итоге продемонстрировав Свою силу и нанеся поражение сатане с помощью человека Иова. Бог так и не объясняет Иову, что происходит за кулисами. Вместо этого Бог оспаривает право Иова сомневаться в справедливости Божественного правосудия (</w:t>
       </w:r>
-      <w:hyperlink r:id="rId93">
-        <w:r>
-          <w:rPr>
-            <w:lang w:val="ru_RU" w:bidi="ru_RU"/>
-          </w:rPr>
-          <w:rPr>
-            <w:color w:val="0000EE"/>
-            <w:u w:val="single"/>
-          </w:rPr>
-          <w:t>40:8</w:t>
-        </w:r>
-      </w:hyperlink>
+      <w:r>
+        <w:rPr>
+          <w:lang w:val="ru_RU" w:bidi="ru_RU"/>
+        </w:rPr>
+        <w:t>40:8</w:t>
+      </w:r>
       <w:r>
         <w:rPr>
           <w:lang w:val="ru_RU" w:bidi="ru_RU"/>
@@ -2200,18 +1702,12 @@
         </w:rPr>
         <w:t>Путь к преодолению бедствий заключается не просто в том, чтобы сохранить самообладание, но и в том, чтобы благоговейно склониться перед Богом и довериться Его высшей благости. В день бедствия люди могут обратиться к Богу и поклониться Ему, признавая мудрость и справедливость Его путей, независимо от того, насколько сильна боль или велико смятение. Святые намерения Бога в отношении человеческих страданий иногда остаются скрытыми. В конце концов Иов становится ближе к Богу через свои страдания «Я слышал о Тебе слухом уха; теперь же мои глаза видят Тебя» (</w:t>
       </w:r>
-      <w:hyperlink r:id="rId94">
-        <w:r>
-          <w:rPr>
-            <w:lang w:val="ru_RU" w:bidi="ru_RU"/>
-          </w:rPr>
-          <w:rPr>
-            <w:color w:val="0000EE"/>
-            <w:u w:val="single"/>
-          </w:rPr>
-          <w:t>42:5</w:t>
-        </w:r>
-      </w:hyperlink>
+      <w:r>
+        <w:rPr>
+          <w:lang w:val="ru_RU" w:bidi="ru_RU"/>
+        </w:rPr>
+        <w:t>42:5</w:t>
+      </w:r>
       <w:r>
         <w:rPr>
           <w:lang w:val="ru_RU" w:bidi="ru_RU"/>
